--- a/JavaTricks/JavaCondingQuestion,1to4,Experince.docx
+++ b/JavaTricks/JavaCondingQuestion,1to4,Experince.docx
@@ -12748,9 +12748,9 @@
       <w:lvlJc w:val="left"/>
       <w:pPr>
         <w:tabs>
-          <w:tab w:val="num" w:pos="720"/>
-        </w:tabs>
-        <w:ind w:left="720" w:hanging="360"/>
+          <w:tab w:val="num" w:pos="643"/>
+        </w:tabs>
+        <w:ind w:left="643" w:hanging="360"/>
       </w:pPr>
     </w:lvl>
     <w:lvl w:ilvl="1" w:tentative="1">
